--- a/recursos/comercial/B2B/CARTA_STUDENT_PARTNER_v3.docx
+++ b/recursos/comercial/B2B/CARTA_STUDENT_PARTNER_v3.docx
@@ -123,7 +123,7 @@
           <w:b/>
           <w:sz w:val="23"/>
         </w:rPr>
-        <w:t>Corporate Partnerships Officer — Heiiu English Academy</w:t>
+        <w:t>Gerencia — Heiiu English Academy</w:t>
       </w:r>
     </w:p>
     <w:p/>
